--- a/templates/source_code_template.docx
+++ b/templates/source_code_template.docx
@@ -217,7 +217,6 @@
         </w:rPr>
         <w:t>{{</w:t>
       </w:r>
-      <w:proofErr w:type="spellStart"/>
       <w:r>
         <w:rPr>
           <w:rFonts w:ascii="Times New Roman" w:hAnsi="Times New Roman" w:cs="Times New Roman"/>
@@ -227,7 +226,6 @@
         </w:rPr>
         <w:t>fio_of_authors</w:t>
       </w:r>
-      <w:proofErr w:type="spellEnd"/>
       <w:r>
         <w:rPr>
           <w:rFonts w:ascii="Times New Roman" w:hAnsi="Times New Roman" w:cs="Times New Roman"/>
@@ -272,7 +270,6 @@
         </w:rPr>
         <w:t>{{</w:t>
       </w:r>
-      <w:proofErr w:type="spellStart"/>
       <w:r>
         <w:rPr>
           <w:rFonts w:ascii="Times New Roman" w:hAnsi="Times New Roman" w:cs="Times New Roman"/>
@@ -282,7 +279,6 @@
         </w:rPr>
         <w:t>fio_of_authors</w:t>
       </w:r>
-      <w:proofErr w:type="spellEnd"/>
       <w:r>
         <w:rPr>
           <w:rFonts w:ascii="Times New Roman" w:hAnsi="Times New Roman" w:cs="Times New Roman"/>
@@ -393,7 +389,15 @@
           <w:sz w:val="28"/>
           <w:szCs w:val="28"/>
         </w:rPr>
-        <w:t xml:space="preserve"> – 2025</w:t>
+        <w:t xml:space="preserve"> – 202</w:t>
+      </w:r>
+      <w:r>
+        <w:rPr>
+          <w:rFonts w:ascii="Times New Roman" w:hAnsi="Times New Roman" w:cs="Times New Roman"/>
+          <w:sz w:val="28"/>
+          <w:szCs w:val="28"/>
+        </w:rPr>
+        <w:t>6</w:t>
       </w:r>
     </w:p>
     <w:p>
@@ -1076,6 +1080,7 @@
   <w:style w:type="character" w:default="1" w:styleId="a0">
     <w:name w:val="Default Paragraph Font"/>
     <w:uiPriority w:val="1"/>
+    <w:semiHidden/>
     <w:unhideWhenUsed/>
   </w:style>
   <w:style w:type="table" w:default="1" w:styleId="a1">
